--- a/research-paper/UPI_Viva_Cheat_Sheet.docx
+++ b/research-paper/UPI_Viva_Cheat_Sheet.docx
@@ -600,7 +600,7 @@
                 <w:sz w:val="20"/>
                 <w:szCs w:val="20"/>
               </w:rPr>
-              <w:t xml:space="preserve">24</w:t>
+              <w:t xml:space="preserve">21</w:t>
             </w:r>
           </w:p>
         </w:tc>
@@ -698,7 +698,7 @@
                 <w:sz w:val="20"/>
                 <w:szCs w:val="20"/>
               </w:rPr>
-              <w:t xml:space="preserve">24</w:t>
+              <w:t xml:space="preserve">21</w:t>
             </w:r>
           </w:p>
         </w:tc>
@@ -793,7 +793,7 @@
                 <w:sz w:val="20"/>
                 <w:szCs w:val="20"/>
               </w:rPr>
-              <w:t xml:space="preserve">26</w:t>
+              <w:t xml:space="preserve">23</w:t>
             </w:r>
           </w:p>
         </w:tc>
@@ -891,7 +891,7 @@
                 <w:sz w:val="20"/>
                 <w:szCs w:val="20"/>
               </w:rPr>
-              <w:t xml:space="preserve">30</w:t>
+              <w:t xml:space="preserve">27</w:t>
             </w:r>
           </w:p>
         </w:tc>
@@ -986,7 +986,7 @@
                 <w:sz w:val="20"/>
                 <w:szCs w:val="20"/>
               </w:rPr>
-              <w:t xml:space="preserve">28</w:t>
+              <w:t xml:space="preserve">25</w:t>
             </w:r>
           </w:p>
         </w:tc>
@@ -1084,7 +1084,7 @@
                 <w:sz w:val="20"/>
                 <w:szCs w:val="20"/>
               </w:rPr>
-              <w:t xml:space="preserve">36</w:t>
+              <w:t xml:space="preserve">33</w:t>
             </w:r>
           </w:p>
         </w:tc>
@@ -1179,7 +1179,7 @@
                 <w:sz w:val="20"/>
                 <w:szCs w:val="20"/>
               </w:rPr>
-              <w:t xml:space="preserve">19</w:t>
+              <w:t xml:space="preserve">15</w:t>
             </w:r>
           </w:p>
         </w:tc>
@@ -1277,7 +1277,7 @@
                 <w:sz w:val="20"/>
                 <w:szCs w:val="20"/>
               </w:rPr>
-              <w:t xml:space="preserve">38</w:t>
+              <w:t xml:space="preserve">35</w:t>
             </w:r>
           </w:p>
         </w:tc>
@@ -2474,7 +2474,7 @@
                 <w:sz w:val="20"/>
                 <w:szCs w:val="20"/>
               </w:rPr>
-              <w:t xml:space="preserve">1  ·  p.24</w:t>
+              <w:t xml:space="preserve">1  ·  p.21</w:t>
             </w:r>
           </w:p>
         </w:tc>
@@ -2539,7 +2539,7 @@
                 <w:sz w:val="20"/>
                 <w:szCs w:val="20"/>
               </w:rPr>
-              <w:t xml:space="preserve">2  ·  p.26</w:t>
+              <w:t xml:space="preserve">2  ·  p.23</w:t>
             </w:r>
           </w:p>
         </w:tc>
@@ -2604,7 +2604,7 @@
                 <w:sz w:val="20"/>
                 <w:szCs w:val="20"/>
               </w:rPr>
-              <w:t xml:space="preserve">3  ·  p.28</w:t>
+              <w:t xml:space="preserve">3  ·  p.25</w:t>
             </w:r>
           </w:p>
         </w:tc>
@@ -2669,7 +2669,7 @@
                 <w:sz w:val="20"/>
                 <w:szCs w:val="20"/>
               </w:rPr>
-              <w:t xml:space="preserve">4  ·  p.30</w:t>
+              <w:t xml:space="preserve">4  ·  p.27</w:t>
             </w:r>
           </w:p>
         </w:tc>
@@ -2734,7 +2734,7 @@
                 <w:sz w:val="20"/>
                 <w:szCs w:val="20"/>
               </w:rPr>
-              <w:t xml:space="preserve">5  ·  p.32</w:t>
+              <w:t xml:space="preserve">5  ·  p.29</w:t>
             </w:r>
           </w:p>
         </w:tc>
@@ -2799,7 +2799,7 @@
                 <w:sz w:val="20"/>
                 <w:szCs w:val="20"/>
               </w:rPr>
-              <w:t xml:space="preserve">6  ·  p.34</w:t>
+              <w:t xml:space="preserve">6  ·  p.31</w:t>
             </w:r>
           </w:p>
         </w:tc>
@@ -2864,7 +2864,7 @@
                 <w:sz w:val="20"/>
                 <w:szCs w:val="20"/>
               </w:rPr>
-              <w:t xml:space="preserve">7  ·  p.36</w:t>
+              <w:t xml:space="preserve">7  ·  p.33</w:t>
             </w:r>
           </w:p>
         </w:tc>
@@ -2929,7 +2929,7 @@
                 <w:sz w:val="20"/>
                 <w:szCs w:val="20"/>
               </w:rPr>
-              <w:t xml:space="preserve">8  ·  p.38</w:t>
+              <w:t xml:space="preserve">8  ·  p.35</w:t>
             </w:r>
           </w:p>
         </w:tc>
@@ -3937,7 +3937,7 @@
           <w:sz w:val="22"/>
           <w:szCs w:val="22"/>
         </w:rPr>
-        <w:t xml:space="preserve">Seven are listed on page 14. The three that matter most: it is all secondary data; correlation is not causation, since smartphones and incomes rose alongside UPI; and velocity cannot be measured directly, so Table 4 is a proxy rather than a measurement.</w:t>
+        <w:t xml:space="preserve">Seven are listed on page 11. The three that matter most: it is all secondary data; correlation is not causation, since smartphones and incomes rose alongside UPI; and velocity cannot be measured directly, so Table 4 is a proxy rather than a measurement.</w:t>
       </w:r>
     </w:p>
     <w:p>
@@ -5803,7 +5803,7 @@
           <w:sz w:val="22"/>
           <w:szCs w:val="22"/>
         </w:rPr>
-        <w:t xml:space="preserve">Point to the paper. "That is in my limitations on page 14" or "Data Set 8 covers that" is a legitimate answer, and it shows you know your own structure.</w:t>
+        <w:t xml:space="preserve">Point to the paper. "That is in my limitations on page 11" or "Data Set 8 covers that" is a legitimate answer, and it shows you know your own structure.</w:t>
       </w:r>
     </w:p>
     <w:p>

--- a/research-paper/UPI_Viva_Cheat_Sheet.docx
+++ b/research-paper/UPI_Viva_Cheat_Sheet.docx
@@ -208,8 +208,8 @@
       <w:pPr>
         <w:pBdr>
           <w:top w:val="single" w:color="c4d4e6" w:sz="2" w:space="8"/>
+          <w:left w:val="single" w:color="1a3a5c" w:sz="18" w:space="10"/>
           <w:bottom w:val="single" w:color="c4d4e6" w:sz="2" w:space="8"/>
-          <w:left w:val="single" w:color="1a3a5c" w:sz="18" w:space="10"/>
           <w:right w:val="single" w:color="c4d4e6" w:sz="2" w:space="8"/>
         </w:pBdr>
         <w:shd w:fill="eef3f9" w:color="auto" w:val="clear"/>
@@ -286,8 +286,8 @@
       <w:pPr>
         <w:pBdr>
           <w:top w:val="single" w:color="c4d4e6" w:sz="2" w:space="8"/>
+          <w:left w:val="single" w:color="1a3a5c" w:sz="18" w:space="10"/>
           <w:bottom w:val="single" w:color="c4d4e6" w:sz="2" w:space="8"/>
-          <w:left w:val="single" w:color="1a3a5c" w:sz="18" w:space="10"/>
           <w:right w:val="single" w:color="c4d4e6" w:sz="2" w:space="8"/>
         </w:pBdr>
         <w:shd w:fill="eef3f9" w:color="auto" w:val="clear"/>
@@ -600,7 +600,7 @@
                 <w:sz w:val="20"/>
                 <w:szCs w:val="20"/>
               </w:rPr>
-              <w:t xml:space="preserve">21</w:t>
+              <w:t xml:space="preserve">20</w:t>
             </w:r>
           </w:p>
         </w:tc>
@@ -698,7 +698,7 @@
                 <w:sz w:val="20"/>
                 <w:szCs w:val="20"/>
               </w:rPr>
-              <w:t xml:space="preserve">21</w:t>
+              <w:t xml:space="preserve">20</w:t>
             </w:r>
           </w:p>
         </w:tc>
@@ -793,7 +793,7 @@
                 <w:sz w:val="20"/>
                 <w:szCs w:val="20"/>
               </w:rPr>
-              <w:t xml:space="preserve">23</w:t>
+              <w:t xml:space="preserve">22</w:t>
             </w:r>
           </w:p>
         </w:tc>
@@ -891,7 +891,7 @@
                 <w:sz w:val="20"/>
                 <w:szCs w:val="20"/>
               </w:rPr>
-              <w:t xml:space="preserve">27</w:t>
+              <w:t xml:space="preserve">26</w:t>
             </w:r>
           </w:p>
         </w:tc>
@@ -986,7 +986,7 @@
                 <w:sz w:val="20"/>
                 <w:szCs w:val="20"/>
               </w:rPr>
-              <w:t xml:space="preserve">25</w:t>
+              <w:t xml:space="preserve">24</w:t>
             </w:r>
           </w:p>
         </w:tc>
@@ -1084,7 +1084,7 @@
                 <w:sz w:val="20"/>
                 <w:szCs w:val="20"/>
               </w:rPr>
-              <w:t xml:space="preserve">33</w:t>
+              <w:t xml:space="preserve">32</w:t>
             </w:r>
           </w:p>
         </w:tc>
@@ -1277,7 +1277,7 @@
                 <w:sz w:val="20"/>
                 <w:szCs w:val="20"/>
               </w:rPr>
-              <w:t xml:space="preserve">35</w:t>
+              <w:t xml:space="preserve">34</w:t>
             </w:r>
           </w:p>
         </w:tc>
@@ -2474,7 +2474,7 @@
                 <w:sz w:val="20"/>
                 <w:szCs w:val="20"/>
               </w:rPr>
-              <w:t xml:space="preserve">1  ·  p.21</w:t>
+              <w:t xml:space="preserve">1  ·  p.20</w:t>
             </w:r>
           </w:p>
         </w:tc>
@@ -2539,7 +2539,7 @@
                 <w:sz w:val="20"/>
                 <w:szCs w:val="20"/>
               </w:rPr>
-              <w:t xml:space="preserve">2  ·  p.23</w:t>
+              <w:t xml:space="preserve">2  ·  p.22</w:t>
             </w:r>
           </w:p>
         </w:tc>
@@ -2604,7 +2604,7 @@
                 <w:sz w:val="20"/>
                 <w:szCs w:val="20"/>
               </w:rPr>
-              <w:t xml:space="preserve">3  ·  p.25</w:t>
+              <w:t xml:space="preserve">3  ·  p.24</w:t>
             </w:r>
           </w:p>
         </w:tc>
@@ -2669,7 +2669,7 @@
                 <w:sz w:val="20"/>
                 <w:szCs w:val="20"/>
               </w:rPr>
-              <w:t xml:space="preserve">4  ·  p.27</w:t>
+              <w:t xml:space="preserve">4  ·  p.26</w:t>
             </w:r>
           </w:p>
         </w:tc>
@@ -2734,7 +2734,7 @@
                 <w:sz w:val="20"/>
                 <w:szCs w:val="20"/>
               </w:rPr>
-              <w:t xml:space="preserve">5  ·  p.29</w:t>
+              <w:t xml:space="preserve">5  ·  p.28</w:t>
             </w:r>
           </w:p>
         </w:tc>
@@ -2799,7 +2799,7 @@
                 <w:sz w:val="20"/>
                 <w:szCs w:val="20"/>
               </w:rPr>
-              <w:t xml:space="preserve">6  ·  p.31</w:t>
+              <w:t xml:space="preserve">6  ·  p.30</w:t>
             </w:r>
           </w:p>
         </w:tc>
@@ -2864,7 +2864,7 @@
                 <w:sz w:val="20"/>
                 <w:szCs w:val="20"/>
               </w:rPr>
-              <w:t xml:space="preserve">7  ·  p.33</w:t>
+              <w:t xml:space="preserve">7  ·  p.32</w:t>
             </w:r>
           </w:p>
         </w:tc>
@@ -2929,7 +2929,7 @@
                 <w:sz w:val="20"/>
                 <w:szCs w:val="20"/>
               </w:rPr>
-              <w:t xml:space="preserve">8  ·  p.35</w:t>
+              <w:t xml:space="preserve">8  ·  p.34</w:t>
             </w:r>
           </w:p>
         </w:tc>
@@ -4685,8 +4685,8 @@
       <w:pPr>
         <w:pBdr>
           <w:top w:val="single" w:color="c4d4e6" w:sz="2" w:space="8"/>
+          <w:left w:val="single" w:color="1a3a5c" w:sz="18" w:space="10"/>
           <w:bottom w:val="single" w:color="c4d4e6" w:sz="2" w:space="8"/>
-          <w:left w:val="single" w:color="1a3a5c" w:sz="18" w:space="10"/>
           <w:right w:val="single" w:color="c4d4e6" w:sz="2" w:space="8"/>
         </w:pBdr>
         <w:shd w:fill="eef3f9" w:color="auto" w:val="clear"/>
@@ -5810,8 +5810,8 @@
       <w:pPr>
         <w:pBdr>
           <w:top w:val="single" w:color="c4d4e6" w:sz="2" w:space="8"/>
+          <w:left w:val="single" w:color="1a3a5c" w:sz="18" w:space="10"/>
           <w:bottom w:val="single" w:color="c4d4e6" w:sz="2" w:space="8"/>
-          <w:left w:val="single" w:color="1a3a5c" w:sz="18" w:space="10"/>
           <w:right w:val="single" w:color="c4d4e6" w:sz="2" w:space="8"/>
         </w:pBdr>
         <w:shd w:fill="eef3f9" w:color="auto" w:val="clear"/>
@@ -5869,8 +5869,8 @@
       <w:pPr>
         <w:pBdr>
           <w:top w:val="single" w:color="c4d4e6" w:sz="2" w:space="8"/>
+          <w:left w:val="single" w:color="1a3a5c" w:sz="18" w:space="10"/>
           <w:bottom w:val="single" w:color="c4d4e6" w:sz="2" w:space="8"/>
-          <w:left w:val="single" w:color="1a3a5c" w:sz="18" w:space="10"/>
           <w:right w:val="single" w:color="c4d4e6" w:sz="2" w:space="8"/>
         </w:pBdr>
         <w:shd w:fill="eef3f9" w:color="auto" w:val="clear"/>
@@ -5906,8 +5906,8 @@
       </w:r>
     </w:p>
     <w:sectPr>
-      <w:headerReference w:type="default" r:id="rId7"/>
-      <w:footerReference w:type="default" r:id="rId8"/>
+      <w:headerReference w:type="default" r:id="rId6"/>
+      <w:footerReference w:type="default" r:id="rId7"/>
       <w:pgSz w:w="11906" w:h="16838" w:orient="portrait"/>
       <w:pgMar w:top="1440" w:right="1440" w:bottom="1440" w:left="1440" w:header="708" w:footer="708" w:gutter="0"/>
       <w:pgNumType/>
@@ -5915,10 +5915,6 @@
     </w:sectPr>
   </w:body>
 </w:document>
-</file>
-
-<file path=word/comments.xml><?xml version="1.0" encoding="utf-8"?>
-<w:comments xmlns:cx="http://schemas.microsoft.com/office/drawing/2014/chartex" xmlns:cx1="http://schemas.microsoft.com/office/drawing/2015/9/8/chartex" xmlns:cx2="http://schemas.microsoft.com/office/drawing/2015/10/21/chartex" xmlns:cx3="http://schemas.microsoft.com/office/drawing/2016/5/9/chartex" xmlns:cx4="http://schemas.microsoft.com/office/drawing/2016/5/10/chartex" xmlns:cx5="http://schemas.microsoft.com/office/drawing/2016/5/11/chartex" xmlns:cx6="http://schemas.microsoft.com/office/drawing/2016/5/12/chartex" xmlns:cx7="http://schemas.microsoft.com/office/drawing/2016/5/13/chartex" xmlns:cx8="http://schemas.microsoft.com/office/drawing/2016/5/14/chartex" xmlns:mc="http://schemas.openxmlformats.org/markup-compatibility/2006" xmlns:aink="http://schemas.microsoft.com/office/drawing/2016/ink" xmlns:am3d="http://schemas.microsoft.com/office/drawing/2017/model3d" xmlns:o="urn:schemas-microsoft-com:office:office" xmlns:r="http://schemas.openxmlformats.org/officeDocument/2006/relationships" xmlns:m="http://schemas.openxmlformats.org/officeDocument/2006/math" xmlns:v="urn:schemas-microsoft-com:vml" xmlns:wp14="http://schemas.microsoft.com/office/word/2010/wordprocessingDrawing" xmlns:wp="http://schemas.openxmlformats.org/drawingml/2006/wordprocessingDrawing" xmlns:w10="urn:schemas-microsoft-com:office:word" xmlns:w="http://schemas.openxmlformats.org/wordprocessingml/2006/main" xmlns:w14="http://schemas.microsoft.com/office/word/2010/wordml" xmlns:w15="http://schemas.microsoft.com/office/word/2012/wordml" xmlns:w16cex="http://schemas.microsoft.com/office/word/2018/wordml/cex" xmlns:w16cid="http://schemas.microsoft.com/office/word/2016/wordml/cid" xmlns:w16="http://schemas.microsoft.com/office/word/2018/wordml" xmlns:w16sdtdh="http://schemas.microsoft.com/office/word/2020/wordml/sdtdatahash" xmlns:w16se="http://schemas.microsoft.com/office/word/2015/wordml/symex" xmlns:wpg="http://schemas.microsoft.com/office/word/2010/wordprocessingGroup" xmlns:wpi="http://schemas.microsoft.com/office/word/2010/wordprocessingInk" xmlns:wne="http://schemas.microsoft.com/office/word/2006/wordml" xmlns:wps="http://schemas.microsoft.com/office/word/2010/wordprocessingShape"/>
 </file>
 
 <file path=word/endnotes.xml><?xml version="1.0" encoding="utf-8"?>
@@ -6054,7 +6050,7 @@
 <w:numbering xmlns:wpc="http://schemas.microsoft.com/office/word/2010/wordprocessingCanvas" xmlns:mc="http://schemas.openxmlformats.org/markup-compatibility/2006" xmlns:o="urn:schemas-microsoft-com:office:office" xmlns:r="http://schemas.openxmlformats.org/officeDocument/2006/relationships" xmlns:m="http://schemas.openxmlformats.org/officeDocument/2006/math" xmlns:v="urn:schemas-microsoft-com:vml" xmlns:wp14="http://schemas.microsoft.com/office/word/2010/wordprocessingDrawing" xmlns:wp="http://schemas.openxmlformats.org/drawingml/2006/wordprocessingDrawing" xmlns:w10="urn:schemas-microsoft-com:office:word" xmlns:w="http://schemas.openxmlformats.org/wordprocessingml/2006/main" xmlns:w14="http://schemas.microsoft.com/office/word/2010/wordml" xmlns:w15="http://schemas.microsoft.com/office/word/2012/wordml" xmlns:wpg="http://schemas.microsoft.com/office/word/2010/wordprocessingGroup" xmlns:wpi="http://schemas.microsoft.com/office/word/2010/wordprocessingInk" xmlns:wne="http://schemas.microsoft.com/office/word/2006/wordml" xmlns:wps="http://schemas.microsoft.com/office/word/2010/wordprocessingShape" mc:Ignorable="w14 w15 wp14">
   <w:abstractNum w:abstractNumId="1" w15:restartNumberingAfterBreak="0">
     <w:multiLevelType w:val="hybridMultilevel"/>
-    <w:lvl w:ilvl="0" w15:tentative="1">
+    <w:lvl w:ilvl="0" w:tentative="1">
       <w:start w:val="1"/>
       <w:numFmt w:val="bullet"/>
       <w:lvlText w:val="●"/>
@@ -6063,7 +6059,7 @@
         <w:ind w:left="720" w:hanging="360"/>
       </w:pPr>
     </w:lvl>
-    <w:lvl w:ilvl="1" w15:tentative="1">
+    <w:lvl w:ilvl="1" w:tentative="1">
       <w:start w:val="1"/>
       <w:numFmt w:val="bullet"/>
       <w:lvlText w:val="○"/>
@@ -6072,7 +6068,7 @@
         <w:ind w:left="1440" w:hanging="360"/>
       </w:pPr>
     </w:lvl>
-    <w:lvl w:ilvl="2" w15:tentative="1">
+    <w:lvl w:ilvl="2" w:tentative="1">
       <w:start w:val="1"/>
       <w:numFmt w:val="bullet"/>
       <w:lvlText w:val="■"/>
@@ -6081,7 +6077,7 @@
         <w:ind w:left="2160" w:hanging="360"/>
       </w:pPr>
     </w:lvl>
-    <w:lvl w:ilvl="3" w15:tentative="1">
+    <w:lvl w:ilvl="3" w:tentative="1">
       <w:start w:val="1"/>
       <w:numFmt w:val="bullet"/>
       <w:lvlText w:val="●"/>
@@ -6090,7 +6086,7 @@
         <w:ind w:left="2880" w:hanging="360"/>
       </w:pPr>
     </w:lvl>
-    <w:lvl w:ilvl="4" w15:tentative="1">
+    <w:lvl w:ilvl="4" w:tentative="1">
       <w:start w:val="1"/>
       <w:numFmt w:val="bullet"/>
       <w:lvlText w:val="○"/>
@@ -6099,7 +6095,7 @@
         <w:ind w:left="3600" w:hanging="360"/>
       </w:pPr>
     </w:lvl>
-    <w:lvl w:ilvl="5" w15:tentative="1">
+    <w:lvl w:ilvl="5" w:tentative="1">
       <w:start w:val="1"/>
       <w:numFmt w:val="bullet"/>
       <w:lvlText w:val="■"/>
@@ -6108,7 +6104,7 @@
         <w:ind w:left="4320" w:hanging="360"/>
       </w:pPr>
     </w:lvl>
-    <w:lvl w:ilvl="6" w15:tentative="1">
+    <w:lvl w:ilvl="6" w:tentative="1">
       <w:start w:val="1"/>
       <w:numFmt w:val="bullet"/>
       <w:lvlText w:val="●"/>
@@ -6117,7 +6113,7 @@
         <w:ind w:left="5040" w:hanging="360"/>
       </w:pPr>
     </w:lvl>
-    <w:lvl w:ilvl="7" w15:tentative="1">
+    <w:lvl w:ilvl="7" w:tentative="1">
       <w:start w:val="1"/>
       <w:numFmt w:val="bullet"/>
       <w:lvlText w:val="●"/>
@@ -6126,7 +6122,7 @@
         <w:ind w:left="5760" w:hanging="360"/>
       </w:pPr>
     </w:lvl>
-    <w:lvl w:ilvl="8" w15:tentative="1">
+    <w:lvl w:ilvl="8" w:tentative="1">
       <w:start w:val="1"/>
       <w:numFmt w:val="bullet"/>
       <w:lvlText w:val="●"/>
@@ -6138,7 +6134,7 @@
   </w:abstractNum>
   <w:abstractNum w:abstractNumId="2" w15:restartNumberingAfterBreak="0">
     <w:multiLevelType w:val="hybridMultilevel"/>
-    <w:lvl w:ilvl="0" w15:tentative="1">
+    <w:lvl w:ilvl="0" w:tentative="1">
       <w:start w:val="1"/>
       <w:numFmt w:val="bullet"/>
       <w:lvlText w:val="•"/>
@@ -6150,7 +6146,7 @@
   </w:abstractNum>
   <w:abstractNum w:abstractNumId="3" w15:restartNumberingAfterBreak="0">
     <w:multiLevelType w:val="hybridMultilevel"/>
-    <w:lvl w:ilvl="0" w15:tentative="1">
+    <w:lvl w:ilvl="0" w:tentative="1">
       <w:start w:val="1"/>
       <w:numFmt w:val="decimal"/>
       <w:lvlText w:val="%1."/>
@@ -6188,6 +6184,10 @@
     </w:rPrDefault>
     <w:pPrDefault/>
   </w:docDefaults>
+  <w:style w:type="paragraph" w:styleId="Normal" w:default="1">
+    <w:name w:val="Normal"/>
+    <w:qFormat/>
+  </w:style>
   <w:style w:type="paragraph" w:styleId="Title">
     <w:name w:val="Title"/>
     <w:basedOn w:val="Normal"/>
@@ -6360,4 +6360,294 @@
     </w:rPr>
   </w:style>
 </w:styles>
+</file>
+
+<file path=word/theme/theme1.xml><?xml version="1.0" encoding="utf-8"?>
+<a:theme xmlns:a="http://schemas.openxmlformats.org/drawingml/2006/main" name="Office Theme">
+  <a:themeElements>
+    <a:clrScheme name="Office">
+      <a:dk1>
+        <a:sysClr val="windowText" lastClr="000000"/>
+      </a:dk1>
+      <a:lt1>
+        <a:sysClr val="window" lastClr="FFFFFF"/>
+      </a:lt1>
+      <a:dk2>
+        <a:srgbClr val="44546A"/>
+      </a:dk2>
+      <a:lt2>
+        <a:srgbClr val="E7E6E6"/>
+      </a:lt2>
+      <a:accent1>
+        <a:srgbClr val="4472C4"/>
+      </a:accent1>
+      <a:accent2>
+        <a:srgbClr val="ED7D31"/>
+      </a:accent2>
+      <a:accent3>
+        <a:srgbClr val="A5A5A5"/>
+      </a:accent3>
+      <a:accent4>
+        <a:srgbClr val="FFC000"/>
+      </a:accent4>
+      <a:accent5>
+        <a:srgbClr val="5B9BD5"/>
+      </a:accent5>
+      <a:accent6>
+        <a:srgbClr val="70AD47"/>
+      </a:accent6>
+      <a:hlink>
+        <a:srgbClr val="0563C1"/>
+      </a:hlink>
+      <a:folHlink>
+        <a:srgbClr val="954F72"/>
+      </a:folHlink>
+    </a:clrScheme>
+    <a:fontScheme name="Office">
+      <a:majorFont>
+        <a:latin typeface="Calibri Light" panose="020F0302020204030204"/>
+        <a:ea typeface=""/>
+        <a:cs typeface=""/>
+        <a:font script="Jpan" typeface="游ゴシック Light"/>
+        <a:font script="Hang" typeface="맑은 고딕"/>
+        <a:font script="Hans" typeface="等线 Light"/>
+        <a:font script="Hant" typeface="新細明體"/>
+        <a:font script="Arab" typeface="Times New Roman"/>
+        <a:font script="Hebr" typeface="Times New Roman"/>
+        <a:font script="Thai" typeface="Angsana New"/>
+        <a:font script="Ethi" typeface="Nyala"/>
+        <a:font script="Beng" typeface="Vrinda"/>
+        <a:font script="Gujr" typeface="Shruti"/>
+        <a:font script="Khmr" typeface="MoolBoran"/>
+        <a:font script="Knda" typeface="Tunga"/>
+        <a:font script="Guru" typeface="Raavi"/>
+        <a:font script="Cans" typeface="Euphemia"/>
+        <a:font script="Cher" typeface="Plantagenet Cherokee"/>
+        <a:font script="Yiii" typeface="Microsoft Yi Baiti"/>
+        <a:font script="Tibt" typeface="Microsoft Himalaya"/>
+        <a:font script="Thaa" typeface="MV Boli"/>
+        <a:font script="Deva" typeface="Mangal"/>
+        <a:font script="Telu" typeface="Gautami"/>
+        <a:font script="Taml" typeface="Latha"/>
+        <a:font script="Syrc" typeface="Estrangelo Edessa"/>
+        <a:font script="Orya" typeface="Kalinga"/>
+        <a:font script="Mlym" typeface="Kartika"/>
+        <a:font script="Laoo" typeface="DokChampa"/>
+        <a:font script="Sinh" typeface="Iskoola Pota"/>
+        <a:font script="Mong" typeface="Mongolian Baiti"/>
+        <a:font script="Viet" typeface="Times New Roman"/>
+        <a:font script="Uigh" typeface="Microsoft Uighur"/>
+        <a:font script="Geor" typeface="Sylfaen"/>
+        <a:font script="Armn" typeface="Arial"/>
+        <a:font script="Bugi" typeface="Leelawadee UI"/>
+        <a:font script="Bopo" typeface="Microsoft JhengHei"/>
+        <a:font script="Java" typeface="Javanese Text"/>
+        <a:font script="Lisu" typeface="Segoe UI"/>
+        <a:font script="Mymr" typeface="Myanmar Text"/>
+        <a:font script="Nkoo" typeface="Ebrima"/>
+        <a:font script="Olck" typeface="Nirmala UI"/>
+        <a:font script="Osma" typeface="Ebrima"/>
+        <a:font script="Phag" typeface="Phagspa"/>
+        <a:font script="Syrn" typeface="Estrangelo Edessa"/>
+        <a:font script="Syrj" typeface="Estrangelo Edessa"/>
+        <a:font script="Syre" typeface="Estrangelo Edessa"/>
+        <a:font script="Sora" typeface="Nirmala UI"/>
+        <a:font script="Tale" typeface="Microsoft Tai Le"/>
+        <a:font script="Talu" typeface="Microsoft New Tai Lue"/>
+        <a:font script="Tfng" typeface="Ebrima"/>
+      </a:majorFont>
+      <a:minorFont>
+        <a:latin typeface="Calibri" panose="020F0502020204030204"/>
+        <a:ea typeface=""/>
+        <a:cs typeface=""/>
+        <a:font script="Jpan" typeface="游明朝"/>
+        <a:font script="Hang" typeface="맑은 고딕"/>
+        <a:font script="Hans" typeface="等线"/>
+        <a:font script="Hant" typeface="新細明體"/>
+        <a:font script="Arab" typeface="Arial"/>
+        <a:font script="Hebr" typeface="Arial"/>
+        <a:font script="Thai" typeface="Cordia New"/>
+        <a:font script="Ethi" typeface="Nyala"/>
+        <a:font script="Beng" typeface="Vrinda"/>
+        <a:font script="Gujr" typeface="Shruti"/>
+        <a:font script="Khmr" typeface="DaunPenh"/>
+        <a:font script="Knda" typeface="Tunga"/>
+        <a:font script="Guru" typeface="Raavi"/>
+        <a:font script="Cans" typeface="Euphemia"/>
+        <a:font script="Cher" typeface="Plantagenet Cherokee"/>
+        <a:font script="Yiii" typeface="Microsoft Yi Baiti"/>
+        <a:font script="Tibt" typeface="Microsoft Himalaya"/>
+        <a:font script="Thaa" typeface="MV Boli"/>
+        <a:font script="Deva" typeface="Mangal"/>
+        <a:font script="Telu" typeface="Gautami"/>
+        <a:font script="Taml" typeface="Latha"/>
+        <a:font script="Syrc" typeface="Estrangelo Edessa"/>
+        <a:font script="Orya" typeface="Kalinga"/>
+        <a:font script="Mlym" typeface="Kartika"/>
+        <a:font script="Laoo" typeface="DokChampa"/>
+        <a:font script="Sinh" typeface="Iskoola Pota"/>
+        <a:font script="Mong" typeface="Mongolian Baiti"/>
+        <a:font script="Viet" typeface="Arial"/>
+        <a:font script="Uigh" typeface="Microsoft Uighur"/>
+        <a:font script="Geor" typeface="Sylfaen"/>
+        <a:font script="Armn" typeface="Arial"/>
+        <a:font script="Bugi" typeface="Leelawadee UI"/>
+        <a:font script="Bopo" typeface="Microsoft JhengHei"/>
+        <a:font script="Java" typeface="Javanese Text"/>
+        <a:font script="Lisu" typeface="Segoe UI"/>
+        <a:font script="Mymr" typeface="Myanmar Text"/>
+        <a:font script="Nkoo" typeface="Ebrima"/>
+        <a:font script="Olck" typeface="Nirmala UI"/>
+        <a:font script="Osma" typeface="Ebrima"/>
+        <a:font script="Phag" typeface="Phagspa"/>
+        <a:font script="Syrn" typeface="Estrangelo Edessa"/>
+        <a:font script="Syrj" typeface="Estrangelo Edessa"/>
+        <a:font script="Syre" typeface="Estrangelo Edessa"/>
+        <a:font script="Sora" typeface="Nirmala UI"/>
+        <a:font script="Tale" typeface="Microsoft Tai Le"/>
+        <a:font script="Talu" typeface="Microsoft New Tai Lue"/>
+        <a:font script="Tfng" typeface="Ebrima"/>
+      </a:minorFont>
+    </a:fontScheme>
+    <a:fmtScheme name="Office">
+      <a:fillStyleLst>
+        <a:solidFill>
+          <a:schemeClr val="phClr"/>
+        </a:solidFill>
+        <a:gradFill rotWithShape="true">
+          <a:gsLst>
+            <a:gs pos="0">
+              <a:schemeClr val="phClr">
+                <a:lumMod val="110000"/>
+                <a:satMod val="105000"/>
+                <a:tint val="67000"/>
+              </a:schemeClr>
+            </a:gs>
+            <a:gs pos="50000">
+              <a:schemeClr val="phClr">
+                <a:lumMod val="105000"/>
+                <a:satMod val="103000"/>
+                <a:tint val="73000"/>
+              </a:schemeClr>
+            </a:gs>
+            <a:gs pos="100000">
+              <a:schemeClr val="phClr">
+                <a:lumMod val="105000"/>
+                <a:satMod val="109000"/>
+                <a:tint val="81000"/>
+              </a:schemeClr>
+            </a:gs>
+          </a:gsLst>
+          <a:lin ang="5400000" scaled="false"/>
+        </a:gradFill>
+        <a:gradFill rotWithShape="true">
+          <a:gsLst>
+            <a:gs pos="0">
+              <a:schemeClr val="phClr">
+                <a:satMod val="103000"/>
+                <a:lumMod val="102000"/>
+                <a:tint val="94000"/>
+              </a:schemeClr>
+            </a:gs>
+            <a:gs pos="50000">
+              <a:schemeClr val="phClr">
+                <a:satMod val="110000"/>
+                <a:lumMod val="100000"/>
+                <a:shade val="100000"/>
+              </a:schemeClr>
+            </a:gs>
+            <a:gs pos="100000">
+              <a:schemeClr val="phClr">
+                <a:lumMod val="99000"/>
+                <a:satMod val="120000"/>
+                <a:shade val="78000"/>
+              </a:schemeClr>
+            </a:gs>
+          </a:gsLst>
+          <a:lin ang="5400000" scaled="false"/>
+        </a:gradFill>
+      </a:fillStyleLst>
+      <a:lnStyleLst>
+        <a:ln w="6350" cap="flat" cmpd="sng" algn="ctr">
+          <a:solidFill>
+            <a:schemeClr val="phClr"/>
+          </a:solidFill>
+          <a:prstDash val="solid"/>
+          <a:miter lim="800000"/>
+        </a:ln>
+        <a:ln w="12700" cap="flat" cmpd="sng" algn="ctr">
+          <a:solidFill>
+            <a:schemeClr val="phClr"/>
+          </a:solidFill>
+          <a:prstDash val="solid"/>
+          <a:miter lim="800000"/>
+        </a:ln>
+        <a:ln w="19050" cap="flat" cmpd="sng" algn="ctr">
+          <a:solidFill>
+            <a:schemeClr val="phClr"/>
+          </a:solidFill>
+          <a:prstDash val="solid"/>
+          <a:miter lim="800000"/>
+        </a:ln>
+      </a:lnStyleLst>
+      <a:effectStyleLst>
+        <a:effectStyle>
+          <a:effectLst/>
+        </a:effectStyle>
+        <a:effectStyle>
+          <a:effectLst/>
+        </a:effectStyle>
+        <a:effectStyle>
+          <a:effectLst>
+            <a:outerShdw blurRad="57150" dist="19050" dir="5400000" algn="ctr" rotWithShape="false">
+              <a:srgbClr val="000000">
+                <a:alpha val="63000"/>
+              </a:srgbClr>
+            </a:outerShdw>
+          </a:effectLst>
+        </a:effectStyle>
+      </a:effectStyleLst>
+      <a:bgFillStyleLst>
+        <a:solidFill>
+          <a:schemeClr val="phClr"/>
+        </a:solidFill>
+        <a:solidFill>
+          <a:schemeClr val="phClr">
+            <a:tint val="95000"/>
+            <a:satMod val="170000"/>
+          </a:schemeClr>
+        </a:solidFill>
+        <a:gradFill rotWithShape="true">
+          <a:gsLst>
+            <a:gs pos="0">
+              <a:schemeClr val="phClr">
+                <a:tint val="93000"/>
+                <a:satMod val="150000"/>
+                <a:shade val="98000"/>
+                <a:lumMod val="102000"/>
+              </a:schemeClr>
+            </a:gs>
+            <a:gs pos="50000">
+              <a:schemeClr val="phClr">
+                <a:tint val="98000"/>
+                <a:satMod val="130000"/>
+                <a:shade val="90000"/>
+                <a:lumMod val="103000"/>
+              </a:schemeClr>
+            </a:gs>
+            <a:gs pos="100000">
+              <a:schemeClr val="phClr">
+                <a:shade val="63000"/>
+                <a:satMod val="120000"/>
+              </a:schemeClr>
+            </a:gs>
+          </a:gsLst>
+          <a:lin ang="5400000" scaled="false"/>
+        </a:gradFill>
+      </a:bgFillStyleLst>
+    </a:fmtScheme>
+  </a:themeElements>
+  <a:objectDefaults/>
+  <a:extraClrSchemeLst/>
+</a:theme>
 </file>
--- a/research-paper/UPI_Viva_Cheat_Sheet.docx
+++ b/research-paper/UPI_Viva_Cheat_Sheet.docx
@@ -241,7 +241,7 @@
           <w:sz w:val="21"/>
           <w:szCs w:val="21"/>
         </w:rPr>
-        <w:t xml:space="preserve">My project asks whether UPI has changed the speed at which money circulates in India. UPI grew from about 2 crore transactions in FY 2016-17 to over 24,000 crore in FY 2025-26. But the interesting part is not the size — it is that the average payment got smaller, from about ₹1,838 to ₹1,300. That tells me UPI did not just digitise payments that already existed; it added new, very small everyday payments. Using Fisher’s equation of exchange, more transactions on the same money stock means a higher velocity of money. I also found that the value settled over UPI rose from about half of India’s GDP to about nine-tenths of it in three years. On economic activity my conclusion is more cautious: 57 per cent of small merchants reported higher sales after adopting digital payment, which is suggestive, but I cannot prove UPI caused it because smartphones, internet and incomes all rose in the same decade.</w:t>
+        <w:t xml:space="preserve">My project asks whether UPI has changed the speed at which money moves around in India. UPI grew from about 2 crore payments in FY 2016-17 to over 24,000 crore in FY 2025-26. But the size is not the interesting part. The interesting part is that the average payment got smaller, from about ₹1,838 to ₹1,300. That tells me UPI did not just digitise payments that already existed. It added new, very small everyday payments. Using Fisher's equation, more transactions on the same stock of money means higher velocity. I also found that the value settled over UPI rose from about half of India's GDP to about nine-tenths of it in three years. On economic activity I am more careful. 57 per cent of small shopkeepers reported higher sales after taking up digital payment, which points one way. But I cannot prove UPI caused it, because smartphones, internet and incomes all rose in the same decade.</w:t>
       </w:r>
     </w:p>
     <w:p>
@@ -319,7 +319,7 @@
           <w:sz w:val="21"/>
           <w:szCs w:val="21"/>
         </w:rPr>
-        <w:t xml:space="preserve">UPI made very small payments worth making, and because there are now far more payments on roughly the same stock of money, money circulates faster.</w:t>
+        <w:t xml:space="preserve">UPI made very small payments worth making. Because there are now far more payments on roughly the same stock of money, money moves around faster.</w:t>
       </w:r>
     </w:p>
     <w:p>
@@ -3067,7 +3067,7 @@
           <w:sz w:val="22"/>
           <w:szCs w:val="22"/>
         </w:rPr>
-        <w:t xml:space="preserve">Because I use UPI every day and wanted to know whether something that changed my own habits had changed the economy. The velocity of money is a concept from the syllabus that nobody can observe directly, and UPI gave me a way to look at it with real published data.</w:t>
+        <w:t xml:space="preserve">Because I use UPI every day, and I wanted to know if something that changed my own habits had changed the economy too. The velocity of money is a concept from our syllabus that nobody can see directly. UPI gave me a way to look at it with real published data.</w:t>
       </w:r>
     </w:p>
     <w:p>
@@ -3119,7 +3119,7 @@
           <w:sz w:val="22"/>
           <w:szCs w:val="22"/>
         </w:rPr>
-        <w:t xml:space="preserve">Two questions. First, has UPI changed the speed at which money circulates? Second, can any effect on real economic activity be identified from published data? I answer the first more confidently than the second, and the paper says so.</w:t>
+        <w:t xml:space="preserve">There are two questions. First, has UPI changed the speed at which money moves around in India? Second, can I find any effect on real economic activity in published data? I answer the first one more confidently than the second, and I say so in the paper.</w:t>
       </w:r>
     </w:p>
     <w:p>
@@ -3171,7 +3171,7 @@
           <w:sz w:val="22"/>
           <w:szCs w:val="22"/>
         </w:rPr>
-        <w:t xml:space="preserve">Agreed — the growth is not the finding. My contribution is the average transaction size in Table 2. That figure is not published anywhere; I derived it by dividing annual value by annual volume. It falls from ₹1,838 to ₹1,300, and that decline is what distinguishes "UPI added new payments" from "UPI digitised old ones".</w:t>
+        <w:t xml:space="preserve">I agree, the growth is not my finding. My own contribution is the average payment size in Table 2. That figure is not published anywhere. I worked it out by dividing yearly value by yearly volume. It falls from ₹1,838 to ₹1,300, and that fall is what separates "UPI added new payments" from "UPI just digitised old ones".</w:t>
       </w:r>
     </w:p>
     <w:p>
@@ -3223,7 +3223,7 @@
           <w:sz w:val="22"/>
           <w:szCs w:val="22"/>
         </w:rPr>
-        <w:t xml:space="preserve">FY 2016-17 to FY 2025-26. FY 2016-17 is UPI’s first full year, and FY 2025-26 was the most recent complete year when I wrote. Ten full years also lets me look at two shocks — demonetisation and COVID-19.</w:t>
+        <w:t xml:space="preserve">FY 2016-17 to FY 2025-26. FY 2016-17 was UPI's first full year, and FY 2025-26 was the latest year with complete data when I wrote. Ten years also lets me look at two big shocks, demonetisation and COVID-19.</w:t>
       </w:r>
     </w:p>
     <w:p>
@@ -3294,7 +3294,7 @@
           <w:sz w:val="22"/>
           <w:szCs w:val="22"/>
         </w:rPr>
-        <w:t xml:space="preserve">The average number of times one unit of currency is used to buy goods and services in a given period. It is a behavioural property, not a physical one — it describes how quickly people part with money they hold.</w:t>
+        <w:t xml:space="preserve">It is the average number of times one rupee is used to buy goods and services in a given period. It is not a physical quality of money. It just shows how quickly people spend what they hold.</w:t>
       </w:r>
     </w:p>
     <w:p>
@@ -3346,7 +3346,7 @@
           <w:sz w:val="22"/>
           <w:szCs w:val="22"/>
         </w:rPr>
-        <w:t xml:space="preserve">M × V = P × T. M is the money stock, V is transactions velocity, P is the average price level, T is the volume of transactions. It is an identity — true by construction, not an assumption. Its use is that if M is roughly fixed and T rises, V must have risen.</w:t>
+        <w:t xml:space="preserve">M × V = P × T. M is the money stock, V is velocity, P is the average price level and T is the number of transactions. It is an identity, which means it is true by definition and not an assumption. Its use is that if M stays the same and T goes up, then V must have gone up.</w:t>
       </w:r>
     </w:p>
     <w:p>
@@ -3398,7 +3398,7 @@
           <w:sz w:val="22"/>
           <w:szCs w:val="22"/>
         </w:rPr>
-        <w:t xml:space="preserve">It writes M = k × P × Y, where k is the fraction of income people hold as money. Velocity is the reciprocal of k, so V = 1 ÷ k. A rise in velocity and a fall in k are the same statement. This is the version I actually use, because UPI works by reducing how much cash people need to keep on hand.</w:t>
+        <w:t xml:space="preserve">It writes M = k × P × Y, where k is the share of income people keep as money. Velocity is one divided by k. So a rise in velocity and a fall in k are the same statement. This is the version I actually use, because UPI works by letting people keep less cash in hand.</w:t>
       </w:r>
     </w:p>
     <w:p>
@@ -3450,7 +3450,7 @@
           <w:sz w:val="22"/>
           <w:szCs w:val="22"/>
         </w:rPr>
-        <w:t xml:space="preserve">A common standard, launched in 2016, that lets any bank account be paid from any app through a single virtual payment address — instantly, at any hour, at no cost to the user.</w:t>
+        <w:t xml:space="preserve">It is a common set of rules, launched in 2016, that lets any bank account be paid from any app using one short address. It is instant, works all day, and is free for the user.</w:t>
       </w:r>
     </w:p>
     <w:p>
@@ -3502,7 +3502,7 @@
           <w:sz w:val="22"/>
           <w:szCs w:val="22"/>
         </w:rPr>
-        <w:t xml:space="preserve">The National Payments Corporation of India built and runs UPI under RBI guidance. Because it is not obliged to maximise a return on the switch itself, transactions can be routed at or near cost — which is why UPI is free and card payments are not.</w:t>
+        <w:t xml:space="preserve">NPCI is the National Payments Corporation of India. It built UPI and runs it, under RBI guidance. Because it is not-for-profit, it does not have to make a profit on the system itself. That is why UPI is free and card payments are not.</w:t>
       </w:r>
     </w:p>
     <w:p>
@@ -3554,7 +3554,7 @@
           <w:sz w:val="22"/>
           <w:szCs w:val="22"/>
         </w:rPr>
-        <w:t xml:space="preserve">It means a user of one app can pay a user of any other. Before UPI, wallets were closed loops — money in one could not reach another. The IMF studied UPI and found interoperability drove adoption, because users could join through a brand they trusted and later switch, which forced every provider to improve.</w:t>
+        <w:t xml:space="preserve">It means a user of one app can pay a user of any other app. Before UPI, wallets were closed loops, so money in one could not reach another. The IMF studied UPI and found that interoperability drove its growth. Users could join through a brand they trusted and switch later, so every company had to keep improving.</w:t>
       </w:r>
     </w:p>
     <w:p>
@@ -3606,7 +3606,7 @@
           <w:sz w:val="22"/>
           <w:szCs w:val="22"/>
         </w:rPr>
-        <w:t xml:space="preserve">Cost of acceptance. A card terminal costs money and the merchant pays a discount rate on every sale, which does not work on a ₹20 margin. A printed QR code costs nothing and, below ₹2,000, carries no fee at all.</w:t>
+        <w:t xml:space="preserve">Because of the cost of accepting them. A card machine costs money, and the shopkeeper pays a fee on every sale. That does not work on a ₹20 margin. A printed QR code costs nothing, and below ₹2,000 there is no fee at all.</w:t>
       </w:r>
     </w:p>
     <w:p>
@@ -3658,7 +3658,7 @@
           <w:sz w:val="22"/>
           <w:szCs w:val="22"/>
         </w:rPr>
-        <w:t xml:space="preserve">Nominal GDP is measured at current prices, so it includes inflation; real GDP is at constant prices. I used nominal GDP in Table 4, because UPI transaction value is also in current rupees — both sides of the ratio must be measured the same way.</w:t>
+        <w:t xml:space="preserve">Nominal GDP is measured at current prices, so it includes inflation. Real GDP is at constant prices. I used nominal GDP in Table 4, because UPI value is also in current rupees. Both sides of a ratio have to be measured the same way.</w:t>
       </w:r>
     </w:p>
     <w:p>
@@ -3729,7 +3729,7 @@
           <w:sz w:val="22"/>
           <w:szCs w:val="22"/>
         </w:rPr>
-        <w:t xml:space="preserve">Entirely secondary data — published statistics from RBI, NPCI, PIB, MoSPI and TRAI, plus research from the IMF, BIS and World Bank.</w:t>
+        <w:t xml:space="preserve">Only secondary data. I used published figures from RBI, NPCI, PIB, MoSPI and TRAI, plus research from the IMF, BIS and World Bank.</w:t>
       </w:r>
     </w:p>
     <w:p>
@@ -3781,7 +3781,7 @@
           <w:sz w:val="22"/>
           <w:szCs w:val="22"/>
         </w:rPr>
-        <w:t xml:space="preserve">Because the thing I am studying is national in scale and is already measured comprehensively by the institutions that run it. A survey I could realistically conduct would be too small to be representative, and could not improve on RBI and NPCI data.</w:t>
+        <w:t xml:space="preserve">Because what I am studying is national in size, and it is already measured in full by the bodies that run it. Any survey I could actually do would be too small to stand for the country, and it could not improve on RBI and NPCI data.</w:t>
       </w:r>
     </w:p>
     <w:p>
@@ -3833,7 +3833,7 @@
           <w:sz w:val="22"/>
           <w:szCs w:val="22"/>
         </w:rPr>
-        <w:t xml:space="preserve">I took every number from the institution that produced it rather than from news or commercial websites, and each figure carries a bracketed reference to the Bibliography so it can be checked.</w:t>
+        <w:t xml:space="preserve">I took every number from the body that produced it, not from news or commercial websites. Each figure has a number in brackets pointing to the Bibliography, so anyone can check it.</w:t>
       </w:r>
     </w:p>
     <w:p>
@@ -3885,7 +3885,7 @@
           <w:sz w:val="22"/>
           <w:szCs w:val="22"/>
         </w:rPr>
-        <w:t xml:space="preserve">Two. The average value per transaction in Table 2, and UPI turnover as a multiple of GDP in Table 4. Both derivations are stated under their tables so anyone can reproduce them.</w:t>
+        <w:t xml:space="preserve">Two of them. The average value per payment in Table 2, and UPI turnover as a multiple of GDP in Table 4. I have written both methods under the tables so anyone can repeat them.</w:t>
       </w:r>
     </w:p>
     <w:p>
@@ -3937,7 +3937,7 @@
           <w:sz w:val="22"/>
           <w:szCs w:val="22"/>
         </w:rPr>
-        <w:t xml:space="preserve">Seven are listed on page 11. The three that matter most: it is all secondary data; correlation is not causation, since smartphones and incomes rose alongside UPI; and velocity cannot be measured directly, so Table 4 is a proxy rather than a measurement.</w:t>
+        <w:t xml:space="preserve">I list seven on page 11. The three that matter most are these. It is all secondary data. Correlation is not causation, because smartphones and incomes rose alongside UPI. And velocity cannot be measured directly, so Table 4 is an approximation and not a measurement.</w:t>
       </w:r>
     </w:p>
     <w:p>
@@ -3989,7 +3989,7 @@
           <w:sz w:val="22"/>
           <w:szCs w:val="22"/>
         </w:rPr>
-        <w:t xml:space="preserve">Three. H1 — transactions velocity has risen. H2 — UPI added genuinely new small payments rather than only migrating old ones. H3 — the gains are unevenly distributed between rural and urban India. All three are supported, H1 with a qualification.</w:t>
+        <w:t xml:space="preserve">Three. H1 says transactions velocity has gone up. H2 says UPI added genuinely new small payments, not just old ones moving across. H3 says the gains are shared unevenly between rural and urban India. All three are supported, and H1 with one qualification.</w:t>
       </w:r>
     </w:p>
     <w:p>
@@ -4060,7 +4060,7 @@
           <w:sz w:val="22"/>
           <w:szCs w:val="22"/>
         </w:rPr>
-        <w:t xml:space="preserve">That the average UPI payment shrank from ₹1,838 to ₹1,300 while volume rose more than ten-fold. If UPI had only digitised existing payments, average size would have stayed broadly flat. It fell — so UPI reached transactions it did not previously serve: the tea, the vegetables, the auto fare.</w:t>
+        <w:t xml:space="preserve">That the average UPI payment shrank from ₹1,838 to ₹1,300 while volume rose more than ten times. If UPI had only digitised payments that already existed, the average size would have stayed roughly flat. It fell instead. So UPI reached payments it never served before: the tea, the vegetables, the auto fare.</w:t>
       </w:r>
     </w:p>
     <w:p>
@@ -4112,7 +4112,7 @@
           <w:sz w:val="22"/>
           <w:szCs w:val="22"/>
         </w:rPr>
-        <w:t xml:space="preserve">Because Fisher’s identity is about the number of transactions, not their size. Adding a very large number of very small payments raises T sharply while adding little to total value — which is precisely an increase in how often each rupee is used.</w:t>
+        <w:t xml:space="preserve">Because Fisher's equation is about the number of transactions, not their size. Adding a very large number of very small payments raises T a lot while adding little to total value. That is exactly what it means for each rupee to be used more often.</w:t>
       </w:r>
     </w:p>
     <w:p>
@@ -4164,7 +4164,7 @@
           <w:sz w:val="22"/>
           <w:szCs w:val="22"/>
         </w:rPr>
-        <w:t xml:space="preserve">It accelerated it but did not cause it. Digital payments rose 56 per cent in the seven months after November 2016, but about 98.96 per cent of the demonetised notes came back and cash use recovered. Growth continued for years afterwards at rates far above 2016-17. Demonetisation removed the effort of trying something new; it did not change the economics.</w:t>
+        <w:t xml:space="preserve">It speeded it up, but it did not cause it. Digital payments rose 56 per cent in the seven months after November 2016. But about 98.96 per cent of the notes came back, and cash use recovered. Growth carried on for years afterwards at rates far above 2016-17. Demonetisation removed the effort of trying something new. It did not change the economics.</w:t>
       </w:r>
     </w:p>
     <w:p>
@@ -4216,7 +4216,7 @@
           <w:sz w:val="22"/>
           <w:szCs w:val="22"/>
         </w:rPr>
-        <w:t xml:space="preserve">Two forces. Substitution — payments that would have been cash became digital. And adoption — merchants and customers who had resisted learned because there was no alternative. Adoption dominated, and I can show that: growth was 78 per cent in FY 2020-21 but 106 per cent in FY 2021-22. If it had been pure substitution it would have reversed once shops reopened. It did not.</w:t>
+        <w:t xml:space="preserve">Two reasons. One is substitution, where payments that would have been cash became digital. The other is new users, where shopkeepers and customers who had resisted learned because there was no choice. New users mattered more, and I can show it. Growth was 78 per cent in FY 2020-21 but 106 per cent in FY 2021-22. If it had been only substitution, it would have reversed once shops reopened. It did not.</w:t>
       </w:r>
     </w:p>
     <w:p>
@@ -4268,7 +4268,7 @@
           <w:sz w:val="22"/>
           <w:szCs w:val="22"/>
         </w:rPr>
-        <w:t xml:space="preserve">Duration. Demonetisation removed the alternative for a few months, so people complied and then reverted. The pandemic lasted long enough for digital payment to become a habit, and habits survive the removal of the constraint that formed them.</w:t>
+        <w:t xml:space="preserve">It comes down to how long each one lasted. Demonetisation took away the alternative for a few months, so people complied and then went back. The pandemic lasted long enough for digital payment to become a habit, and habits stay after the pressure is removed.</w:t>
       </w:r>
     </w:p>
     <w:p>
@@ -4320,7 +4320,7 @@
           <w:sz w:val="22"/>
           <w:szCs w:val="22"/>
         </w:rPr>
-        <w:t xml:space="preserve">Yes, measurably. The RBI Financial Inclusion Index rose from 64.2 to 67.0 in one year, and importantly the usage sub-index rose fastest. Access was already largely solved by Jan Dhan — 55.98 crore accounts. The problem was dormancy, and the World Bank records the share of Indian women with inactive accounts falling from a third in 2021 to 18 per cent in 2024.</w:t>
+        <w:t xml:space="preserve">Yes, and we can measure it. The RBI Financial Inclusion Index rose from 64.2 to 67.0 in one year, and the usage part rose fastest. Access was already mostly solved by Jan Dhan, which reached 55.98 crore accounts. The real problem was accounts lying unused, and the World Bank says the share of Indian women with inactive accounts fell from a third in 2021 to 18 per cent in 2024.</w:t>
       </w:r>
     </w:p>
     <w:p>
@@ -4372,7 +4372,7 @@
           <w:sz w:val="22"/>
           <w:szCs w:val="22"/>
         </w:rPr>
-        <w:t xml:space="preserve">I cannot claim that, and I deliberately do not. What I can say is that 57 per cent of small merchants reported higher sales after adopting digital payment, and that the BIS finds fast payment systems raise digital finance adoption most in lower-income economies. That is evidence pointing towards a real effect, not a measurement of one.</w:t>
+        <w:t xml:space="preserve">I cannot claim that, and I deliberately do not. What I can say is that 57 per cent of small shopkeepers reported higher sales after taking up digital payment. The BIS also finds that fast payment systems raise digital finance use most in lower-income countries. That is evidence pointing towards a real effect. It is not a measurement of one.</w:t>
       </w:r>
     </w:p>
     <w:p>
@@ -4470,7 +4470,7 @@
           <w:sz w:val="22"/>
           <w:szCs w:val="22"/>
         </w:rPr>
-        <w:t xml:space="preserve">Transactions velocity, and the difference matters. Income velocity counts only payments for newly produced output, so it moves slowly. Transactions velocity counts every payment, including transfers between my own accounts and payments between wholesalers. A payment system acts on transactions velocity directly and on income velocity only indirectly. Most popular writing confuses the two, so I labelled mine explicitly.</w:t>
+        <w:t xml:space="preserve">Transactions velocity, and the difference matters. Income velocity counts only payments for newly produced output, so it moves slowly. Transactions velocity counts every payment, including money I send between my own accounts and payments between wholesalers. A payment system affects transactions velocity directly and income velocity only indirectly. Most popular writing mixes the two up, so I labelled mine clearly.</w:t>
       </w:r>
     </w:p>
     <w:p>
@@ -4522,7 +4522,7 @@
           <w:sz w:val="22"/>
           <w:szCs w:val="22"/>
         </w:rPr>
-        <w:t xml:space="preserve">No, and that is the trap in the number. The top of the ratio counts every payment; the bottom counts only final output. They are not commensurable, so the level of the ratio is not meaningful. What is meaningful is the rate of change: the mismatch is broadly constant year to year, so a rise from 0.52 to 0.91 in three years tells me payment activity grew much faster than output.</w:t>
+        <w:t xml:space="preserve">No, and that is the trap in the number. The top of the ratio counts every payment. The bottom counts only final output. They are not measuring the same thing, so the level of the ratio means nothing. What does mean something is the change. The mismatch stays about the same each year, so a rise from 0.52 to 0.91 in three years tells me payment activity grew much faster than output.</w:t>
       </w:r>
     </w:p>
     <w:p>
@@ -4574,7 +4574,7 @@
           <w:sz w:val="22"/>
           <w:szCs w:val="22"/>
         </w:rPr>
-        <w:t xml:space="preserve">It qualifies it, and I say so in the paper. A cash payment that becomes a UPI payment raises measured turnover without any change in behaviour, because cash was never counted. The available data cannot separate that from genuinely new transactions. But Data Set 2 gives me an independent check: if this were only migration, average payment size would have held steady. It fell by 29 per cent, so at least part of the rise is genuinely new activity.</w:t>
+        <w:t xml:space="preserve">It qualifies my finding, and I say so in the paper. A cash payment that becomes a UPI payment raises the measured figure with no change in behaviour, because cash was never counted. The data cannot separate that from genuinely new payments. But Data Set 2 gives me a second check. If this were only migration, the average payment size would have stayed flat. It fell by 29 per cent. So at least part of the rise is new activity.</w:t>
       </w:r>
     </w:p>
     <w:p>
@@ -4626,7 +4626,7 @@
           <w:sz w:val="22"/>
           <w:szCs w:val="22"/>
         </w:rPr>
-        <w:t xml:space="preserve">It strengthens it. Rising prices push the average value of any payment up, so inflation works against my finding rather than producing it. The average fell anyway — which means the shift towards small payments is larger in real terms than the nominal figures show.</w:t>
+        <w:t xml:space="preserve">It actually strengthens it. Rising prices push the average payment up. So inflation works against my finding rather than causing it. The average fell anyway, which means the shift towards small payments is even bigger in real terms.</w:t>
       </w:r>
     </w:p>
     <w:p>
@@ -4678,7 +4678,7 @@
           <w:sz w:val="22"/>
           <w:szCs w:val="22"/>
         </w:rPr>
-        <w:t xml:space="preserve">Three things. That transactions turnover per rupee of output rose sharply — that is measured, not inferred. That the growth consists of new small payments, not just migrated ones — that is the average-size evidence. And that the effect on output is supported by merchant and cross-country evidence but not proved, because smartphones, internet access, bank accounts and incomes all expanded in the same decade and published aggregates cannot separate them. Refusing to overclaim is a finding, not a gap.</w:t>
+        <w:t xml:space="preserve">Three things. First, that payment turnover per rupee of output rose sharply. That is measured, not guessed. Second, that the growth is made of new small payments and not just old ones moving across. That is the average size evidence. Third, that the effect on output is supported but not proved, because smartphones, internet, bank accounts and incomes all grew in the same decade, and published figures cannot separate them. Refusing to claim too much is itself a finding.</w:t>
       </w:r>
     </w:p>
     <w:p>
@@ -4718,7 +4718,7 @@
           <w:sz w:val="21"/>
           <w:szCs w:val="21"/>
         </w:rPr>
-        <w:t xml:space="preserve">To prove causation I would need district-level UPI data and a source of variation — for example comparing districts where adoption was forced early against otherwise similar ones. The IMF did something like this and found faster growth where interoperability helped most. That data is not published, which is why one of my six suggestions is that disaggregated payment statistics should be released.</w:t>
+        <w:t xml:space="preserve">To prove cause and effect I would need UPI data by district, and something that varied between them. For example, comparing districts where adoption was forced early with similar ones where it was not. The IMF did something like this and found faster growth where interoperability helped most. That data is not published, which is why one of my suggestions is that it should be released.</w:t>
       </w:r>
     </w:p>
     <w:p>
@@ -4797,7 +4797,7 @@
           <w:sz w:val="22"/>
           <w:szCs w:val="22"/>
         </w:rPr>
-        <w:t xml:space="preserve">The exchequer pays, through incentive schemes worth about ₹1,500 crore for low-value merchant transactions. Whether that is worth it depends on whether the gains in formalisation, inclusion and tax visibility exceed the outlay — which is why one of my suggestions is that the scheme should be evaluated publicly and periodically.</w:t>
+        <w:t xml:space="preserve">The Government pays, through incentive schemes worth about ₹1,500 crore for small merchant payments. Whether that is worth it depends on whether the gains in recorded activity, inclusion and tax collection are bigger than the spending. That is why one of my suggestions is that the scheme should be reviewed publicly from time to time.</w:t>
       </w:r>
     </w:p>
     <w:p>
@@ -4849,7 +4849,7 @@
           <w:sz w:val="22"/>
           <w:szCs w:val="22"/>
         </w:rPr>
-        <w:t xml:space="preserve">Three. Infrastructure dependence — a digital payment needs power, a device and a network at the same time, and cash needs none of them, so an outage stops commerce. Fraud — cyber incidents doubled from 10.29 to 22.68 lakh between 2022 and 2024. And exclusion — a system reachable only through the internet cannot be more inclusive than internet access itself.</w:t>
+        <w:t xml:space="preserve">There are three. Dependence on infrastructure, because a digital payment needs power, a device and a network at the same time, and cash needs none of them. Fraud, with cyber incidents doubling from 10.29 lakh to 22.68 lakh between 2022 and 2024. And exclusion, because a system that needs the internet cannot include more people than the internet does.</w:t>
       </w:r>
     </w:p>
     <w:p>
@@ -4901,7 +4901,7 @@
           <w:sz w:val="22"/>
           <w:szCs w:val="22"/>
         </w:rPr>
-        <w:t xml:space="preserve">The technology is strong — device binding, a compulsory PIN, and machine-learning fraud monitoring that declines suspicious transactions. The weak point is the user, who can be talked into authorising a payment. That is why my suggestion is fraud awareness delivered inside the apps in regional languages, rather than more technical security.</w:t>
+        <w:t xml:space="preserve">The technology is strong. The app is tied to one device, a PIN is needed, and machine learning blocks suspicious payments. The weak point is the user, who can be talked into approving a payment. That is why my suggestion is fraud awareness inside the apps in regional languages, rather than more technical security.</w:t>
       </w:r>
     </w:p>
     <w:p>
@@ -4953,7 +4953,7 @@
           <w:sz w:val="22"/>
           <w:szCs w:val="22"/>
         </w:rPr>
-        <w:t xml:space="preserve">The evidence suggests it can. In one survey about 75 per cent of users reported spending more, many saying digital money felt less tangible than cash. It is a real cost, especially for low-income households, and I treat it as one — the same frictionlessness that raises velocity removes a restraint cash imposed without anyone designing it.</w:t>
+        <w:t xml:space="preserve">The evidence suggests it can. In one survey about 75 per cent of users said they spent more, and many said digital money felt less real than cash. It is a real cost, especially for low-income families. I treat it as one. The same ease that raises velocity also removes a restraint that cash gave by accident.</w:t>
       </w:r>
     </w:p>
     <w:p>
@@ -5005,7 +5005,7 @@
           <w:sz w:val="22"/>
           <w:szCs w:val="22"/>
         </w:rPr>
-        <w:t xml:space="preserve">No — that is the point of Data Set 8. Over 5.45 crore acceptance touch points have been deployed in tier-3 to tier-6 centres. The constraint is connectivity: rural internet is 46.73 subscribers per 100 people against an urban 113.83. So extending broadband is a more effective payments policy at the margin than more acceptance subsidy.</w:t>
+        <w:t xml:space="preserve">No, and that is the point of Data Set 8. Over 5.45 crore payment points have been set up in tier-3 to tier-6 centres. The problem is connectivity. Rural internet is 46.73 subscribers per 100 people against 113.83 in urban areas. So spreading broadband would help more now than paying for more QR codes.</w:t>
       </w:r>
     </w:p>
     <w:p>
@@ -5057,7 +5057,7 @@
           <w:sz w:val="22"/>
           <w:szCs w:val="22"/>
         </w:rPr>
-        <w:t xml:space="preserve">Partly, and I say so. Volume share is not a measure of quality. What makes it notable is the policy difference: most fast payment systems abroad charge merchants, and India chose not to. The adoption is partly a consequence of treating payment as a public utility.</w:t>
+        <w:t xml:space="preserve">Partly, and I say so. A share of volume says nothing about quality. What makes it notable is the policy difference. Most fast payment systems abroad charge shopkeepers, and India chose not to. So the growth is partly a result of treating payment as a public service.</w:t>
       </w:r>
     </w:p>
     <w:p>
@@ -5109,7 +5109,7 @@
           <w:sz w:val="22"/>
           <w:szCs w:val="22"/>
         </w:rPr>
-        <w:t xml:space="preserve">I would want district-level data to examine regional variation, which national aggregates hide completely. If I extended the project, I would look at whether the payment record itself is changing credit access for small traders through the Unified Lending Interface — that is where a payment effect would turn into an investment effect.</w:t>
+        <w:t xml:space="preserve">I would want data by district, because national figures hide regional differences completely. If I carried the project further, I would look at whether the payment record is changing credit access for small traders through the Unified Lending Interface. That is where a payment effect would turn into an investment effect.</w:t>
       </w:r>
     </w:p>
     <w:p>
@@ -5161,7 +5161,7 @@
           <w:sz w:val="22"/>
           <w:szCs w:val="22"/>
         </w:rPr>
-        <w:t xml:space="preserve">Yes. Answer plainly, then show it: name the two calculations you derived, say why you chose nominal rather than real GDP, and explain the base-year break in Table 4. Nobody who has not engaged with the material can do that.</w:t>
+        <w:t xml:space="preserve">Yes. Say it plainly, then show it. Name the two figures you calculated, say why you chose nominal GDP and not real GDP, and explain the base year break in Table 4. Nobody who has not worked with the material can do that.</w:t>
       </w:r>
     </w:p>
     <w:p>
@@ -5843,7 +5843,7 @@
           <w:sz w:val="21"/>
           <w:szCs w:val="21"/>
         </w:rPr>
-        <w:t xml:space="preserve">Whenever you state a number, say where it came from — RBI, NPCI, PIB, TRAI, the IMF. It takes three extra words, it demonstrates the project is genuinely researched, and it makes every answer harder to challenge.</w:t>
+        <w:t xml:space="preserve">Whenever you give a number, say where it came from: RBI, NPCI, PIB, TRAI or the IMF. It takes three extra words. It shows the project is really researched, and it makes every answer harder to argue with.</w:t>
       </w:r>
     </w:p>
     <w:p>
@@ -5902,7 +5902,7 @@
           <w:sz w:val="21"/>
           <w:szCs w:val="21"/>
         </w:rPr>
-        <w:t xml:space="preserve">UPI grew from 2 crore to 24,162 crore transactions. The average payment fell from ₹1,838 to ₹1,300. Value settled rose from 0.52 to 0.91 times GDP. Small payments got added, so money moves faster. On output, the evidence is suggestive and I do not overclaim. Everything else is detail.</w:t>
+        <w:t xml:space="preserve">UPI grew from 2 crore to 24,162 crore payments. The average payment fell from ₹1,838 to ₹1,300. Value settled rose from 0.52 to 0.91 times GDP. Small payments got added, so money moves faster. On output, the evidence points one way but I do not overclaim. Everything else is detail.</w:t>
       </w:r>
     </w:p>
     <w:sectPr>
